--- a/Project-Revenue Intelligence Dashboard -Deliverable/Readme.MD.docx
+++ b/Project-Revenue Intelligence Dashboard -Deliverable/Readme.MD.docx
@@ -3,68 +3,18 @@
 <w:document xmlns:wpc="http://schemas.microsoft.com/office/word/2010/wordprocessingCanvas" xmlns:cx="http://schemas.microsoft.com/office/drawing/2014/chartex" xmlns:cx1="http://schemas.microsoft.com/office/drawing/2015/9/8/chartex" xmlns:cx2="http://schemas.microsoft.com/office/drawing/2015/10/21/chartex" xmlns:cx3="http://schemas.microsoft.com/office/drawing/2016/5/9/chartex" xmlns:cx4="http://schemas.microsoft.com/office/drawing/2016/5/10/chartex" xmlns:cx5="http://schemas.microsoft.com/office/drawing/2016/5/11/chartex" xmlns:cx6="http://schemas.microsoft.com/office/drawing/2016/5/12/chartex" xmlns:cx7="http://schemas.microsoft.com/office/drawing/2016/5/13/chartex" xmlns:cx8="http://schemas.microsoft.com/office/drawing/2016/5/14/chartex" xmlns:mc="http://schemas.openxmlformats.org/markup-compatibility/2006" xmlns:aink="http://schemas.microsoft.com/office/drawing/2016/ink" xmlns:am3d="http://schemas.microsoft.com/office/drawing/2017/model3d" xmlns:o="urn:schemas-microsoft-com:office:office" xmlns:oel="http://schemas.microsoft.com/office/2019/extlst" xmlns:r="http://schemas.openxmlformats.org/officeDocument/2006/relationships" xmlns:m="http://schemas.openxmlformats.org/officeDocument/2006/math" xmlns:v="urn:schemas-microsoft-com:vml" xmlns:wp14="http://schemas.microsoft.com/office/word/2010/wordprocessingDrawing" xmlns:wp="http://schemas.openxmlformats.org/drawingml/2006/wordprocessingDrawing" xmlns:w10="urn:schemas-microsoft-com:office:word" xmlns:w="http://schemas.openxmlformats.org/wordprocessingml/2006/main" xmlns:w14="http://schemas.microsoft.com/office/word/2010/wordml" xmlns:w15="http://schemas.microsoft.com/office/word/2012/wordml" xmlns:w16cex="http://schemas.microsoft.com/office/word/2018/wordml/cex" xmlns:w16cid="http://schemas.microsoft.com/office/word/2016/wordml/cid" xmlns:w16="http://schemas.microsoft.com/office/word/2018/wordml" xmlns:w16du="http://schemas.microsoft.com/office/word/2023/wordml/word16du" xmlns:w16sdtdh="http://schemas.microsoft.com/office/word/2020/wordml/sdtdatahash" xmlns:w16sdtfl="http://schemas.microsoft.com/office/word/2024/wordml/sdtformatlock" xmlns:w16se="http://schemas.microsoft.com/office/word/2015/wordml/symex" xmlns:wpg="http://schemas.microsoft.com/office/word/2010/wordprocessingGroup" xmlns:wpi="http://schemas.microsoft.com/office/word/2010/wordprocessingInk" xmlns:wne="http://schemas.microsoft.com/office/word/2006/wordml" xmlns:wps="http://schemas.microsoft.com/office/word/2010/wordprocessingShape" mc:Ignorable="w14 w15 w16se w16cid w16 w16cex w16sdtdh w16sdtfl w16du wp14">
   <w:body>
     <w:p>
-      <w:r>
-        <w:t xml:space="preserve">Here it is, Sandeep — a </w:t>
-      </w:r>
-      <w:r>
-        <w:rPr>
-          <w:b/>
-          <w:bCs/>
-        </w:rPr>
-        <w:t>complete, polished, professional README.md</w:t>
-      </w:r>
-      <w:r>
-        <w:t xml:space="preserve"> tailored exactly to your repo structure and the Revenue Intelligence Dashboard rubric. It’s written to impress reviewers, clearly explain your deliverables, and make your project easy to navigate.</w:t>
-      </w:r>
-    </w:p>
-    <w:p>
-      <w:r>
-        <w:t>You can copy</w:t>
-      </w:r>
-      <w:r>
-        <w:noBreakHyphen/>
-        <w:t xml:space="preserve">paste this directly into </w:t>
-      </w:r>
-      <w:r>
-        <w:rPr>
-          <w:b/>
-          <w:bCs/>
-        </w:rPr>
-        <w:t>README.md</w:t>
-      </w:r>
-      <w:r>
-        <w:t xml:space="preserve"> at the root of your repo.</w:t>
-      </w:r>
-    </w:p>
-    <w:p>
-      <w:pPr>
-        <w:rPr>
-          <w:b/>
-          <w:bCs/>
-        </w:rPr>
-      </w:pPr>
-      <w:r>
-        <w:rPr>
-          <w:b/>
-          <w:bCs/>
-        </w:rPr>
-        <w:t xml:space="preserve">README — Revenue Intelligence Dashboard (Amazon </w:t>
-      </w:r>
-      <w:proofErr w:type="spellStart"/>
-      <w:r>
-        <w:rPr>
-          <w:b/>
-          <w:bCs/>
-        </w:rPr>
-        <w:t>QuickSight</w:t>
-      </w:r>
-      <w:proofErr w:type="spellEnd"/>
-      <w:r>
-        <w:rPr>
-          <w:b/>
-          <w:bCs/>
-        </w:rPr>
-        <w:t>)</w:t>
+      <w:pPr>
+        <w:rPr>
+          <w:b/>
+          <w:bCs/>
+        </w:rPr>
+      </w:pPr>
+      <w:r>
+        <w:rPr>
+          <w:b/>
+          <w:bCs/>
+        </w:rPr>
+        <w:t>README —Revenue Intelligence Dashboard (Amazon QuickSight)</w:t>
       </w:r>
     </w:p>
     <w:p>
@@ -109,17 +59,8 @@
           <w:b/>
           <w:bCs/>
         </w:rPr>
-        <w:t xml:space="preserve">Amazon </w:t>
-      </w:r>
-      <w:proofErr w:type="spellStart"/>
-      <w:r>
-        <w:rPr>
-          <w:b/>
-          <w:bCs/>
-        </w:rPr>
-        <w:t>QuickSight</w:t>
-      </w:r>
-      <w:proofErr w:type="spellEnd"/>
+        <w:t>Amazon QuickSight</w:t>
+      </w:r>
       <w:r>
         <w:t xml:space="preserve"> to integrate CRM, Marketing, Sales Pipeline, and Customer Support datasets. It provides executive</w:t>
       </w:r>
@@ -339,57 +280,57 @@
     </w:p>
     <w:p>
       <w:r>
+        <w:t xml:space="preserve">│   </w:t>
+      </w:r>
+      <w:r>
+        <w:rPr>
+          <w:rFonts w:ascii="MS Gothic" w:eastAsia="MS Gothic" w:hAnsi="MS Gothic" w:cs="MS Gothic" w:hint="eastAsia"/>
+        </w:rPr>
+        <w:t>├</w:t>
+      </w:r>
+      <w:r>
+        <w:rPr>
+          <w:rFonts w:ascii="Aptos" w:hAnsi="Aptos" w:cs="Aptos"/>
+        </w:rPr>
+        <w:t>──</w:t>
+      </w:r>
+      <w:r>
+        <w:t xml:space="preserve"> Data Verification Screenshots/</w:t>
+      </w:r>
+    </w:p>
+    <w:p>
+      <w:r>
+        <w:t>│   └── Verification Log/</w:t>
+      </w:r>
+    </w:p>
+    <w:p>
+      <w:r>
+        <w:t xml:space="preserve">│       </w:t>
+      </w:r>
+      <w:r>
+        <w:rPr>
+          <w:rFonts w:ascii="MS Gothic" w:eastAsia="MS Gothic" w:hAnsi="MS Gothic" w:cs="MS Gothic" w:hint="eastAsia"/>
+        </w:rPr>
+        <w:t>├</w:t>
+      </w:r>
+      <w:r>
+        <w:rPr>
+          <w:rFonts w:ascii="Aptos" w:hAnsi="Aptos" w:cs="Aptos"/>
+        </w:rPr>
+        <w:t>──</w:t>
+      </w:r>
+      <w:r>
+        <w:t xml:space="preserve"> Verification Log.csv</w:t>
+      </w:r>
+    </w:p>
+    <w:p>
+      <w:r>
+        <w:t>│       └── Verification Log.txt</w:t>
+      </w:r>
+    </w:p>
+    <w:p>
+      <w:r>
         <w:lastRenderedPageBreak/>
-        <w:t xml:space="preserve">│   </w:t>
-      </w:r>
-      <w:r>
-        <w:rPr>
-          <w:rFonts w:ascii="MS Gothic" w:eastAsia="MS Gothic" w:hAnsi="MS Gothic" w:cs="MS Gothic" w:hint="eastAsia"/>
-        </w:rPr>
-        <w:t>├</w:t>
-      </w:r>
-      <w:r>
-        <w:rPr>
-          <w:rFonts w:ascii="Aptos" w:hAnsi="Aptos" w:cs="Aptos"/>
-        </w:rPr>
-        <w:t>──</w:t>
-      </w:r>
-      <w:r>
-        <w:t xml:space="preserve"> Data Verification Screenshots/</w:t>
-      </w:r>
-    </w:p>
-    <w:p>
-      <w:r>
-        <w:t>│   └── Verification Log/</w:t>
-      </w:r>
-    </w:p>
-    <w:p>
-      <w:r>
-        <w:t xml:space="preserve">│       </w:t>
-      </w:r>
-      <w:r>
-        <w:rPr>
-          <w:rFonts w:ascii="MS Gothic" w:eastAsia="MS Gothic" w:hAnsi="MS Gothic" w:cs="MS Gothic" w:hint="eastAsia"/>
-        </w:rPr>
-        <w:t>├</w:t>
-      </w:r>
-      <w:r>
-        <w:rPr>
-          <w:rFonts w:ascii="Aptos" w:hAnsi="Aptos" w:cs="Aptos"/>
-        </w:rPr>
-        <w:t>──</w:t>
-      </w:r>
-      <w:r>
-        <w:t xml:space="preserve"> Verification Log.csv</w:t>
-      </w:r>
-    </w:p>
-    <w:p>
-      <w:r>
-        <w:t>│       └── Verification Log.txt</w:t>
-      </w:r>
-    </w:p>
-    <w:p>
-      <w:r>
         <w:t>│</w:t>
       </w:r>
     </w:p>
@@ -645,7 +586,6 @@
         </w:numPr>
       </w:pPr>
       <w:r>
-        <w:lastRenderedPageBreak/>
         <w:t>Data type validation</w:t>
       </w:r>
     </w:p>
@@ -689,6 +629,7 @@
           <w:b/>
           <w:bCs/>
         </w:rPr>
+        <w:lastRenderedPageBreak/>
         <w:t>🔗</w:t>
       </w:r>
       <w:r>
@@ -701,15 +642,7 @@
     </w:p>
     <w:p>
       <w:r>
-        <w:t xml:space="preserve">This phase merges all datasets into a single unified model using </w:t>
-      </w:r>
-      <w:proofErr w:type="spellStart"/>
-      <w:r>
-        <w:t>QuickSight’s</w:t>
-      </w:r>
-      <w:proofErr w:type="spellEnd"/>
-      <w:r>
-        <w:t xml:space="preserve"> data preparation tools.</w:t>
+        <w:t>This phase merges all datasets into a single unified model using QuickSight’s data preparation tools.</w:t>
       </w:r>
     </w:p>
     <w:p>
@@ -935,7 +868,6 @@
           <w:b/>
           <w:bCs/>
         </w:rPr>
-        <w:lastRenderedPageBreak/>
         <w:t>Executive Insights</w:t>
       </w:r>
       <w:r>
@@ -994,6 +926,7 @@
         </w:numPr>
       </w:pPr>
       <w:r>
+        <w:lastRenderedPageBreak/>
         <w:t>Marketing Funnel</w:t>
       </w:r>
     </w:p>
@@ -1021,15 +954,7 @@
     </w:p>
     <w:p>
       <w:r>
-        <w:t xml:space="preserve">These PDFs represent the final published </w:t>
-      </w:r>
-      <w:proofErr w:type="spellStart"/>
-      <w:r>
-        <w:t>QuickSight</w:t>
-      </w:r>
-      <w:proofErr w:type="spellEnd"/>
-      <w:r>
-        <w:t xml:space="preserve"> dashboard.</w:t>
+        <w:t>These PDFs represent the final published QuickSight dashboard.</w:t>
       </w:r>
     </w:p>
     <w:p>
@@ -3021,6 +2946,7 @@
   <w:style w:type="character" w:default="1" w:styleId="DefaultParagraphFont">
     <w:name w:val="Default Paragraph Font"/>
     <w:uiPriority w:val="1"/>
+    <w:semiHidden/>
     <w:unhideWhenUsed/>
   </w:style>
   <w:style w:type="table" w:default="1" w:styleId="TableNormal">
